--- a/docs/AI-Xing正式服部署步骤-简版.docx
+++ b/docs/AI-Xing正式服部署步骤-简版.docx
@@ -4,91 +4,35 @@
   <w:body>
     <w:p>
       <w:pPr>
-        <w:spacing w:after="60"/>
-        <w:jc w:val="center"/>
+        <w:pStyle w:val="Title"/>
+        <w:jc w:val="left"/>
       </w:pPr>
       <w:r>
-        <w:rPr>
-          <w:rFonts w:ascii="Microsoft YaHei" w:hAnsi="Microsoft YaHei" w:eastAsia="Microsoft YaHei"/>
-          <w:b/>
-          <w:color w:val="1F4E79"/>
-          <w:sz w:val="40"/>
-        </w:rPr>
         <w:t>AI Xing 正式服部署步骤（简版）</w:t>
       </w:r>
     </w:p>
     <w:p>
       <w:pPr>
-        <w:jc w:val="center"/>
+        <w:spacing w:after="160"/>
       </w:pPr>
       <w:r>
         <w:rPr>
-          <w:rFonts w:ascii="Microsoft YaHei" w:hAnsi="Microsoft YaHei" w:eastAsia="Microsoft YaHei"/>
-          <w:b w:val="0"/>
-          <w:color w:val="646464"/>
-          <w:sz w:val="21"/>
+          <w:b/>
+          <w:color w:val="2F5496"/>
         </w:rPr>
-        <w:t>适用于正式库已完成迁移、直接拉取批准代码后的部署</w:t>
+        <w:t>通用最短流程：Jenkins → Supabase Edge Function → Docker/Kubernetes</w:t>
       </w:r>
     </w:p>
     <w:p>
-      <w:pPr>
-        <w:spacing w:before="60" w:after="160"/>
-        <w:ind w:left="173" w:right="173"/>
-        <w:shd w:fill="EAF4EA"/>
-        <w:pBdr>
-          <w:top w:val="single" w:sz="8" w:space="6" w:color="8BBF8B"/>
-          <w:left w:val="single" w:sz="8" w:space="6" w:color="8BBF8B"/>
-          <w:bottom w:val="single" w:sz="8" w:space="6" w:color="8BBF8B"/>
-          <w:right w:val="single" w:sz="8" w:space="6" w:color="8BBF8B"/>
-        </w:pBdr>
-      </w:pPr>
+      <w:pPr/>
       <w:r>
-        <w:rPr>
-          <w:rFonts w:ascii="Microsoft YaHei" w:hAnsi="Microsoft YaHei" w:eastAsia="Microsoft YaHei"/>
-          <w:b/>
-          <w:color w:val="7A4E00"/>
-          <w:sz w:val="21"/>
-        </w:rPr>
-        <w:t>当前前提：</w:t>
-      </w:r>
-      <w:r>
-        <w:rPr>
-          <w:rFonts w:ascii="Microsoft YaHei" w:hAnsi="Microsoft YaHei" w:eastAsia="Microsoft YaHei"/>
-          <w:b w:val="0"/>
-          <w:sz w:val="21"/>
-        </w:rPr>
-        <w:t>正式数据库迁移、任务周期回填和 readiness 已完成；26 条历史复盘引用已取得书面接受。本文不重复数据库预检、迁移或回填，也不包含代码备份步骤。</w:t>
+        <w:t>本流程只做四件事：从 main 拉取代码，部署可创建用户和重置密码的 admin-user-manager，创建 MCP 运行环境并启动 MCP。正式数据库迁移、任务周期回填、readiness、备份和历史复盘接受项已经完成，本次不要重复执行。</w:t>
       </w:r>
     </w:p>
     <w:p>
-      <w:pPr>
-        <w:spacing w:before="60" w:after="160"/>
-        <w:ind w:left="173" w:right="173"/>
-        <w:shd w:fill="FFF7E6"/>
-        <w:pBdr>
-          <w:top w:val="single" w:sz="8" w:space="6" w:color="E6B35A"/>
-          <w:left w:val="single" w:sz="8" w:space="6" w:color="E6B35A"/>
-          <w:bottom w:val="single" w:sz="8" w:space="6" w:color="E6B35A"/>
-          <w:right w:val="single" w:sz="8" w:space="6" w:color="E6B35A"/>
-        </w:pBdr>
-      </w:pPr>
+      <w:pPr/>
       <w:r>
-        <w:rPr>
-          <w:rFonts w:ascii="Microsoft YaHei" w:hAnsi="Microsoft YaHei" w:eastAsia="Microsoft YaHei"/>
-          <w:b/>
-          <w:color w:val="7A4E00"/>
-          <w:sz w:val="21"/>
-        </w:rPr>
-        <w:t>风险提示：</w:t>
-      </w:r>
-      <w:r>
-        <w:rPr>
-          <w:rFonts w:ascii="Microsoft YaHei" w:hAnsi="Microsoft YaHei" w:eastAsia="Microsoft YaHei"/>
-          <w:b w:val="0"/>
-          <w:sz w:val="21"/>
-        </w:rPr>
-        <w:t>按要求跳过正式代码备份，部署失败时没有现场代码归档可直接恢复；请至少记录本次 origin/main 的完整提交号。</w:t>
+        <w:t>Kubernetes 直接由 Deployment 管理 MCP 进程。Deployment 的 restartPolicy/副本控制已经提供进程重启和节点重调度，也就是自启动。</w:t>
       </w:r>
     </w:p>
     <w:p>
@@ -96,119 +40,70 @@
         <w:pStyle w:val="Heading1"/>
       </w:pPr>
       <w:r>
-        <w:t>一、部署约定</w:t>
+        <w:t>一、Jenkins 从 main 拉取并构建</w:t>
+      </w:r>
+    </w:p>
+    <w:p>
+      <w:pPr>
+        <w:pStyle w:val="ListNumber"/>
+      </w:pPr>
+      <w:r>
+        <w:t>Jenkins 只允许触发 main：</w:t>
+      </w:r>
+    </w:p>
+    <w:p>
+      <w:pPr>
+        <w:pStyle w:val="CodeBlock"/>
+        <w:shd w:fill="F3F4F6"/>
+      </w:pPr>
+      <w:r>
+        <w:t>git fetch origin</w:t>
+        <w:br/>
+        <w:t>git checkout main</w:t>
+        <w:br/>
+        <w:t>git pull --ff-only origin main</w:t>
+        <w:br/>
+        <w:t>test "$(git rev-parse HEAD)" = "$(git rev-parse origin/main)"</w:t>
+        <w:br/>
       </w:r>
     </w:p>
     <w:p>
       <w:pPr>
         <w:pStyle w:val="ListBullet"/>
-        <w:spacing w:after="60"/>
       </w:pPr>
       <w:r>
-        <w:rPr>
-          <w:rFonts w:ascii="Microsoft YaHei" w:hAnsi="Microsoft YaHei" w:eastAsia="Microsoft YaHei"/>
-          <w:b w:val="0"/>
-          <w:sz w:val="21"/>
-        </w:rPr>
-        <w:t>项目目录：/www/wwwroot/ai-xing</w:t>
+        <w:t>分支不是 main、工作树不干净或提交号不一致时停止。不要从 dev 发布。</w:t>
+      </w:r>
+    </w:p>
+    <w:p>
+      <w:pPr>
+        <w:pStyle w:val="ListNumber"/>
+      </w:pPr>
+      <w:r>
+        <w:t>在 Jenkins Agent 执行构建：</w:t>
+      </w:r>
+    </w:p>
+    <w:p>
+      <w:pPr>
+        <w:pStyle w:val="CodeBlock"/>
+        <w:shd w:fill="F3F4F6"/>
+      </w:pPr>
+      <w:r>
+        <w:t>npm ci</w:t>
+        <w:br/>
+        <w:t>npm run build:secure</w:t>
+        <w:br/>
+        <w:t>npm --prefix mcp-server ci --omit=dev</w:t>
+        <w:br/>
+        <w:t>npm --prefix mcp-server test</w:t>
       </w:r>
     </w:p>
     <w:p>
       <w:pPr>
         <w:pStyle w:val="ListBullet"/>
-        <w:spacing w:after="60"/>
       </w:pPr>
       <w:r>
-        <w:rPr>
-          <w:rFonts w:ascii="Microsoft YaHei" w:hAnsi="Microsoft YaHei" w:eastAsia="Microsoft YaHei"/>
-          <w:b w:val="0"/>
-          <w:sz w:val="21"/>
-        </w:rPr>
-        <w:t>正式域名：remix.btitib.com</w:t>
-      </w:r>
-    </w:p>
-    <w:p>
-      <w:pPr>
-        <w:pStyle w:val="ListBullet"/>
-        <w:spacing w:after="60"/>
-      </w:pPr>
-      <w:r>
-        <w:rPr>
-          <w:rFonts w:ascii="Microsoft YaHei" w:hAnsi="Microsoft YaHei" w:eastAsia="Microsoft YaHei"/>
-          <w:b w:val="0"/>
-          <w:sz w:val="21"/>
-        </w:rPr>
-        <w:t>MCP 内部地址：http://127.0.0.1:8787</w:t>
-      </w:r>
-    </w:p>
-    <w:p>
-      <w:pPr>
-        <w:pStyle w:val="ListBullet"/>
-        <w:spacing w:after="60"/>
-      </w:pPr>
-      <w:r>
-        <w:rPr>
-          <w:rFonts w:ascii="Microsoft YaHei" w:hAnsi="Microsoft YaHei" w:eastAsia="Microsoft YaHei"/>
-          <w:b w:val="0"/>
-          <w:sz w:val="21"/>
-        </w:rPr>
-        <w:t>正式发布分支：main；dev 仅用于开发和验收，不直接部署到正式服。</w:t>
-      </w:r>
-    </w:p>
-    <w:p>
-      <w:pPr>
-        <w:pStyle w:val="ListBullet"/>
-        <w:spacing w:after="60"/>
-      </w:pPr>
-      <w:r>
-        <w:rPr>
-          <w:rFonts w:ascii="Microsoft YaHei" w:hAnsi="Microsoft YaHei" w:eastAsia="Microsoft YaHei"/>
-          <w:b w:val="0"/>
-          <w:sz w:val="21"/>
-        </w:rPr>
-        <w:t>部署前须先通过 PR 或既定 Git 流程将已验收的 dev 变更合入 main，并推送至 origin/main。</w:t>
-      </w:r>
-    </w:p>
-    <w:p>
-      <w:pPr>
-        <w:pStyle w:val="ListBullet"/>
-        <w:spacing w:after="60"/>
-      </w:pPr>
-      <w:r>
-        <w:rPr>
-          <w:rFonts w:ascii="Microsoft YaHei" w:hAnsi="Microsoft YaHei" w:eastAsia="Microsoft YaHei"/>
-          <w:b w:val="0"/>
-          <w:sz w:val="21"/>
-        </w:rPr>
-        <w:t>本次候选提交：以部署时 origin/main 的完整提交号为准，并记录到发布记录。</w:t>
-      </w:r>
-    </w:p>
-    <w:p>
-      <w:pPr>
-        <w:pStyle w:val="ListBullet"/>
-        <w:spacing w:after="60"/>
-      </w:pPr>
-      <w:r>
-        <w:rPr>
-          <w:rFonts w:ascii="Microsoft YaHei" w:hAnsi="Microsoft YaHei" w:eastAsia="Microsoft YaHei"/>
-          <w:b w:val="0"/>
-          <w:sz w:val="21"/>
-        </w:rPr>
-        <w:t>管理员创建用户和重置密码固定使用 Supabase Edge Function；AI 继续使用 Flask。</w:t>
-      </w:r>
-    </w:p>
-    <w:p>
-      <w:pPr>
-        <w:pStyle w:val="ListBullet"/>
-        <w:spacing w:after="60"/>
-      </w:pPr>
-      <w:r>
-        <w:rPr>
-          <w:rFonts w:ascii="Microsoft YaHei" w:hAnsi="Microsoft YaHei" w:eastAsia="Microsoft YaHei"/>
-          <w:b w:val="0"/>
-          <w:sz w:val="21"/>
-        </w:rPr>
-        <w:t>必须先部署 Edge Function，再发布包含新前端的 main。</w:t>
+        <w:t>构建成功后，由 Jenkins 构建并推送前端和 MCP Docker 镜像，镜像标签使用 Git 提交号。Jenkins 不读取项目根目录 .env。</w:t>
       </w:r>
     </w:p>
     <w:p>
@@ -216,129 +111,65 @@
         <w:pStyle w:val="Heading1"/>
       </w:pPr>
       <w:r>
-        <w:t>二、先部署管理员 Edge Function</w:t>
+        <w:t>二、部署密码重置函数</w:t>
       </w:r>
     </w:p>
     <w:p>
       <w:pPr>
         <w:pStyle w:val="ListNumber"/>
-        <w:spacing w:after="80"/>
       </w:pPr>
       <w:r>
-        <w:rPr>
-          <w:rFonts w:ascii="Microsoft YaHei" w:hAnsi="Microsoft YaHei" w:eastAsia="Microsoft YaHei"/>
-          <w:b w:val="0"/>
-          <w:sz w:val="21"/>
-        </w:rPr>
-        <w:t>在本地 PowerShell 执行，不是在正式服务器执行。</w:t>
+        <w:t>使用 Jenkins Credentials 提供 Supabase CLI Token 和正式项目 REF；Token 必须是真正的 CLI Token，不能是 Secret Key：</w:t>
       </w:r>
     </w:p>
     <w:p>
       <w:pPr>
-        <w:spacing w:before="80" w:after="160" w:line="240" w:lineRule="auto"/>
-        <w:ind w:left="259" w:right="259"/>
-        <w:shd w:fill="F3F5F7"/>
-        <w:pBdr>
-          <w:top w:val="single" w:sz="4" w:space="4" w:color="D9DEE5"/>
-          <w:left w:val="single" w:sz="4" w:space="4" w:color="D9DEE5"/>
-          <w:bottom w:val="single" w:sz="4" w:space="4" w:color="D9DEE5"/>
-          <w:right w:val="single" w:sz="4" w:space="4" w:color="D9DEE5"/>
-        </w:pBdr>
+        <w:pStyle w:val="CodeBlock"/>
+        <w:shd w:fill="F3F4F6"/>
       </w:pPr>
       <w:r>
-        <w:rPr>
-          <w:rFonts w:ascii="Consolas" w:hAnsi="Consolas" w:eastAsia="Consolas"/>
-          <w:b w:val="0"/>
-          <w:color w:val="232A32"/>
-          <w:sz w:val="18"/>
-        </w:rPr>
-        <w:t>npx supabase login</w:t>
+        <w:t>set +x</w:t>
         <w:br/>
-        <w:t>$projectRef = "&lt;正式 Supabase 项目 REF&gt;"</w:t>
+        <w:t>supabase --version</w:t>
         <w:br/>
-        <w:t>npx supabase secrets set ADMIN_ALLOWED_ORIGINS=https://remix.btitib.com --project-ref $projectRef</w:t>
+        <w:t>supabase secrets set   "ADMIN_ALLOWED_ORIGINS=https://&lt;正式域名&gt;"   --project-ref "$SUPABASE_PROJECT_REF"</w:t>
         <w:br/>
-        <w:t>npx supabase functions deploy admin-user-manager --project-ref $projectRef</w:t>
+        <w:t>supabase functions deploy admin-user-manager   --project-ref "$SUPABASE_PROJECT_REF"</w:t>
+        <w:br/>
+        <w:t>unset SUPABASE_ACCESS_TOKEN</w:t>
       </w:r>
     </w:p>
     <w:p>
       <w:pPr>
         <w:pStyle w:val="ListBullet"/>
-        <w:spacing w:after="60"/>
       </w:pPr>
       <w:r>
-        <w:rPr>
-          <w:rFonts w:ascii="Microsoft YaHei" w:hAnsi="Microsoft YaHei" w:eastAsia="Microsoft YaHei"/>
-          <w:b w:val="0"/>
-          <w:sz w:val="21"/>
-        </w:rPr>
-        <w:t>托管环境自动提供 SUPABASE_URL、SUPABASE_ANON_KEY 和 SUPABASE_SERVICE_ROLE_KEY，不需要手工创建。</w:t>
+        <w:t>只部署 admin-user-manager，不执行数据库迁移、回填或备份。</w:t>
+      </w:r>
+    </w:p>
+    <w:p>
+      <w:pPr>
+        <w:pStyle w:val="ListNumber"/>
+      </w:pPr>
+      <w:r>
+        <w:t>匿名确认函数入口已上线：</w:t>
+      </w:r>
+    </w:p>
+    <w:p>
+      <w:pPr>
+        <w:pStyle w:val="CodeBlock"/>
+        <w:shd w:fill="F3F4F6"/>
+      </w:pPr>
+      <w:r>
+        <w:t xml:space="preserve">curl -sS -o /dev/null -w '%{http_code}\n'   "https://&lt;正式项目REF&gt;.supabase.co/functions/v1/admin-user-manager" </w:t>
       </w:r>
     </w:p>
     <w:p>
       <w:pPr>
         <w:pStyle w:val="ListBullet"/>
-        <w:spacing w:after="60"/>
       </w:pPr>
       <w:r>
-        <w:rPr>
-          <w:rFonts w:ascii="Microsoft YaHei" w:hAnsi="Microsoft YaHei" w:eastAsia="Microsoft YaHei"/>
-          <w:b w:val="0"/>
-          <w:sz w:val="21"/>
-        </w:rPr>
-        <w:t>前端不新增管理员专用变量，不要把 Service Role Key 写进前端 .env。</w:t>
-      </w:r>
-    </w:p>
-    <w:p>
-      <w:pPr>
-        <w:pStyle w:val="ListNumber"/>
-        <w:spacing w:after="80"/>
-      </w:pPr>
-      <w:r>
-        <w:rPr>
-          <w:rFonts w:ascii="Microsoft YaHei" w:hAnsi="Microsoft YaHei" w:eastAsia="Microsoft YaHei"/>
-          <w:b w:val="0"/>
-          <w:sz w:val="21"/>
-        </w:rPr>
-        <w:t>部署后执行无 JWT 检查，预期返回 401。</w:t>
-      </w:r>
-    </w:p>
-    <w:p>
-      <w:pPr>
-        <w:spacing w:before="80" w:after="160" w:line="240" w:lineRule="auto"/>
-        <w:ind w:left="259" w:right="259"/>
-        <w:shd w:fill="F3F5F7"/>
-        <w:pBdr>
-          <w:top w:val="single" w:sz="4" w:space="4" w:color="D9DEE5"/>
-          <w:left w:val="single" w:sz="4" w:space="4" w:color="D9DEE5"/>
-          <w:bottom w:val="single" w:sz="4" w:space="4" w:color="D9DEE5"/>
-          <w:right w:val="single" w:sz="4" w:space="4" w:color="D9DEE5"/>
-        </w:pBdr>
-      </w:pPr>
-      <w:r>
-        <w:rPr>
-          <w:rFonts w:ascii="Consolas" w:hAnsi="Consolas" w:eastAsia="Consolas"/>
-          <w:b w:val="0"/>
-          <w:color w:val="232A32"/>
-          <w:sz w:val="18"/>
-        </w:rPr>
-        <w:t>curl.exe -sS -o NUL -w "%{http_code}`n" `</w:t>
-        <w:br/>
-        <w:t xml:space="preserve">  "https://$projectRef.supabase.co/functions/v1/admin-user-manager"</w:t>
-      </w:r>
-    </w:p>
-    <w:p>
-      <w:pPr>
-        <w:pStyle w:val="ListBullet"/>
-        <w:spacing w:after="60"/>
-      </w:pPr>
-      <w:r>
-        <w:rPr>
-          <w:rFonts w:ascii="Microsoft YaHei" w:hAnsi="Microsoft YaHei" w:eastAsia="Microsoft YaHei"/>
-          <w:b w:val="0"/>
-          <w:sz w:val="21"/>
-        </w:rPr>
-        <w:t>返回 401 才继续；返回 2xx 或 5xx 时停止前端发布。</w:t>
+        <w:t>预期 HTTP 401。</w:t>
       </w:r>
     </w:p>
     <w:p>
@@ -346,102 +177,59 @@
         <w:pStyle w:val="Heading1"/>
       </w:pPr>
       <w:r>
-        <w:t>三、拉取正式代码</w:t>
-      </w:r>
-    </w:p>
-    <w:p>
-      <w:pPr>
-        <w:pStyle w:val="ListNumber"/>
-        <w:spacing w:after="80"/>
-      </w:pPr>
-      <w:r>
-        <w:rPr>
-          <w:rFonts w:ascii="Microsoft YaHei" w:hAnsi="Microsoft YaHei" w:eastAsia="Microsoft YaHei"/>
-          <w:b w:val="0"/>
-          <w:sz w:val="21"/>
-        </w:rPr>
-        <w:t>登录正式服务器，进入项目目录。</w:t>
-      </w:r>
-    </w:p>
-    <w:p>
-      <w:pPr>
-        <w:spacing w:before="80" w:after="160" w:line="240" w:lineRule="auto"/>
-        <w:ind w:left="259" w:right="259"/>
-        <w:shd w:fill="F3F5F7"/>
-        <w:pBdr>
-          <w:top w:val="single" w:sz="4" w:space="4" w:color="D9DEE5"/>
-          <w:left w:val="single" w:sz="4" w:space="4" w:color="D9DEE5"/>
-          <w:bottom w:val="single" w:sz="4" w:space="4" w:color="D9DEE5"/>
-          <w:right w:val="single" w:sz="4" w:space="4" w:color="D9DEE5"/>
-        </w:pBdr>
-      </w:pPr>
-      <w:r>
-        <w:rPr>
-          <w:rFonts w:ascii="Consolas" w:hAnsi="Consolas" w:eastAsia="Consolas"/>
-          <w:b w:val="0"/>
-          <w:color w:val="232A32"/>
-          <w:sz w:val="18"/>
-        </w:rPr>
-        <w:t>cd /www/wwwroot/ai-xing</w:t>
-        <w:br/>
-        <w:t>git status --short</w:t>
-        <w:br/>
-        <w:t>git fetch origin</w:t>
-        <w:br/>
-        <w:t>git checkout main</w:t>
-        <w:br/>
-        <w:t>git pull --ff-only origin main</w:t>
-        <w:br/>
-        <w:br/>
-        <w:t>git branch --show-current</w:t>
-        <w:br/>
-        <w:t>git rev-parse HEAD</w:t>
-        <w:br/>
-        <w:t>git rev-parse origin/main</w:t>
-        <w:br/>
-        <w:t>test "$(git rev-parse HEAD)" = "$(git rev-parse origin/main)"   &amp;&amp; echo "main branch verified"</w:t>
+        <w:t>三、创建 MCP 环境配置</w:t>
       </w:r>
     </w:p>
     <w:p>
       <w:pPr>
         <w:pStyle w:val="ListBullet"/>
-        <w:spacing w:after="60"/>
       </w:pPr>
       <w:r>
-        <w:rPr>
-          <w:rFonts w:ascii="Microsoft YaHei" w:hAnsi="Microsoft YaHei" w:eastAsia="Microsoft YaHei"/>
-          <w:b w:val="0"/>
-          <w:sz w:val="21"/>
-        </w:rPr>
-        <w:t>分支检查必须显示 main，两个完整提交号必须完全一致，最后应显示 main branch verified。</w:t>
+        <w:t>在 K8s 中创建 Secret，只放公共 Supabase URL 和 Publishable/Anon Key；不要把数据库连接串、数据库密码、Service Role Key、Secret Key 或 Access Token 放入 Secret。</w:t>
+      </w:r>
+    </w:p>
+    <w:p>
+      <w:pPr>
+        <w:pStyle w:val="CodeBlock"/>
+        <w:shd w:fill="F3F4F6"/>
+      </w:pPr>
+      <w:r>
+        <w:t>kubectl -n &lt;namespace&gt; create secret generic ai-xing-supabase-public   --from-literal=SUPABASE_URL="$SUPABASE_URL"   --from-literal=SUPABASE_PUBLISHABLE_KEY="$SUPABASE_PUBLISHABLE_KEY"   --dry-run=client -o yaml | kubectl apply -f -</w:t>
       </w:r>
     </w:p>
     <w:p>
       <w:pPr>
         <w:pStyle w:val="ListBullet"/>
-        <w:spacing w:after="60"/>
       </w:pPr>
       <w:r>
-        <w:rPr>
-          <w:rFonts w:ascii="Microsoft YaHei" w:hAnsi="Microsoft YaHei" w:eastAsia="Microsoft YaHei"/>
-          <w:b w:val="0"/>
-          <w:sz w:val="21"/>
-        </w:rPr>
-        <w:t>如果 main 尚未包含已验收的 dev 变更，停止部署，先回到 Git 平台完成合并；不要在正式服务器直接合并 dev。</w:t>
+        <w:t>MCP ConfigMap 至少设置以下值：</w:t>
+      </w:r>
+    </w:p>
+    <w:p>
+      <w:pPr>
+        <w:pStyle w:val="CodeBlock"/>
+        <w:shd w:fill="F3F4F6"/>
+      </w:pPr>
+      <w:r>
+        <w:t>NODE_ENV=production</w:t>
+        <w:br/>
+        <w:t>MCP_HOST=127.0.0.1</w:t>
+        <w:br/>
+        <w:t>MCP_PORT=8787</w:t>
+        <w:br/>
+        <w:t>MCP_REQUIRE_HTTPS=true</w:t>
+        <w:br/>
+        <w:t>MCP_ALLOWED_HOSTS=&lt;正式域名&gt;,127.0.0.1,localhost</w:t>
+        <w:br/>
+        <w:t>MCP_TRUSTED_PROXY_ADDRESSES=127.0.0.1,::1,::ffff:127.0.0.1</w:t>
       </w:r>
     </w:p>
     <w:p>
       <w:pPr>
         <w:pStyle w:val="ListBullet"/>
-        <w:spacing w:after="60"/>
       </w:pPr>
       <w:r>
-        <w:rPr>
-          <w:rFonts w:ascii="Microsoft YaHei" w:hAnsi="Microsoft YaHei" w:eastAsia="Microsoft YaHei"/>
-          <w:b w:val="0"/>
-          <w:sz w:val="21"/>
-        </w:rPr>
-        <w:t>如果 git status 有输出，或拉取不是 fast-forward，先停止；不要使用 git reset --hard。</w:t>
+        <w:t>当前生产代码强制 MCP 使用 loopback。K8s 清单应让反向代理与 MCP 同 Pod，Service 只暴露代理端口；不要直接把 8787 暴露到公网，也不要改成 0.0.0.0。</w:t>
       </w:r>
     </w:p>
     <w:p>
@@ -449,401 +237,31 @@
         <w:pStyle w:val="Heading1"/>
       </w:pPr>
       <w:r>
-        <w:t>四、创建前端环境文件</w:t>
-      </w:r>
-    </w:p>
-    <w:tbl>
-      <w:tblPr>
-        <w:tblStyle w:val="TableGrid"/>
-        <w:tblW w:type="auto" w:w="0"/>
-        <w:jc w:val="center"/>
-        <w:tblLook w:firstColumn="1" w:firstRow="1" w:lastColumn="0" w:lastRow="0" w:noHBand="0" w:noVBand="1" w:val="04A0"/>
-      </w:tblPr>
-      <w:tblGrid>
-        <w:gridCol w:w="3331"/>
-        <w:gridCol w:w="3331"/>
-        <w:gridCol w:w="3331"/>
-      </w:tblGrid>
-      <w:tr>
-        <w:trPr>
-          <w:tblHeader w:val="true"/>
-        </w:trPr>
-        <w:tc>
-          <w:tcPr>
-            <w:tcW w:type="dxa" w:w="3331"/>
-            <w:shd w:fill="DCE6F1"/>
-            <w:vAlign w:val="center"/>
-          </w:tcPr>
-          <w:p>
-            <w:pPr>
-              <w:jc w:val="center"/>
-            </w:pPr>
-            <w:r>
-              <w:rPr>
-                <w:rFonts w:ascii="Microsoft YaHei" w:hAnsi="Microsoft YaHei" w:eastAsia="Microsoft YaHei"/>
-                <w:b/>
-                <w:sz w:val="21"/>
-              </w:rPr>
-              <w:t>文件</w:t>
-            </w:r>
-          </w:p>
-        </w:tc>
-        <w:tc>
-          <w:tcPr>
-            <w:tcW w:type="dxa" w:w="3331"/>
-            <w:shd w:fill="DCE6F1"/>
-            <w:vAlign w:val="center"/>
-          </w:tcPr>
-          <w:p>
-            <w:pPr>
-              <w:jc w:val="center"/>
-            </w:pPr>
-            <w:r>
-              <w:rPr>
-                <w:rFonts w:ascii="Microsoft YaHei" w:hAnsi="Microsoft YaHei" w:eastAsia="Microsoft YaHei"/>
-                <w:b/>
-                <w:sz w:val="21"/>
-              </w:rPr>
-              <w:t>用途</w:t>
-            </w:r>
-          </w:p>
-        </w:tc>
-        <w:tc>
-          <w:tcPr>
-            <w:tcW w:type="dxa" w:w="3331"/>
-            <w:shd w:fill="DCE6F1"/>
-            <w:vAlign w:val="center"/>
-          </w:tcPr>
-          <w:p>
-            <w:pPr>
-              <w:jc w:val="center"/>
-            </w:pPr>
-            <w:r>
-              <w:rPr>
-                <w:rFonts w:ascii="Microsoft YaHei" w:hAnsi="Microsoft YaHei" w:eastAsia="Microsoft YaHei"/>
-                <w:b/>
-                <w:sz w:val="21"/>
-              </w:rPr>
-              <w:t>注意</w:t>
-            </w:r>
-          </w:p>
-        </w:tc>
-      </w:tr>
-      <w:tr>
-        <w:tc>
-          <w:tcPr>
-            <w:tcW w:type="dxa" w:w="3331"/>
-            <w:vAlign w:val="center"/>
-          </w:tcPr>
-          <w:p>
-            <w:r>
-              <w:rPr>
-                <w:rFonts w:ascii="Microsoft YaHei" w:hAnsi="Microsoft YaHei" w:eastAsia="Microsoft YaHei"/>
-                <w:b w:val="0"/>
-                <w:sz w:val="19"/>
-              </w:rPr>
-              <w:t>/www/wwwroot/ai-xing/.env</w:t>
-            </w:r>
-          </w:p>
-        </w:tc>
-        <w:tc>
-          <w:tcPr>
-            <w:tcW w:type="dxa" w:w="3331"/>
-            <w:vAlign w:val="center"/>
-          </w:tcPr>
-          <w:p>
-            <w:r>
-              <w:rPr>
-                <w:rFonts w:ascii="Microsoft YaHei" w:hAnsi="Microsoft YaHei" w:eastAsia="Microsoft YaHei"/>
-                <w:b w:val="0"/>
-                <w:sz w:val="19"/>
-              </w:rPr>
-              <w:t>前端构建时读取</w:t>
-            </w:r>
-          </w:p>
-        </w:tc>
-        <w:tc>
-          <w:tcPr>
-            <w:tcW w:type="dxa" w:w="3331"/>
-            <w:vAlign w:val="center"/>
-          </w:tcPr>
-          <w:p>
-            <w:r>
-              <w:rPr>
-                <w:rFonts w:ascii="Microsoft YaHei" w:hAnsi="Microsoft YaHei" w:eastAsia="Microsoft YaHei"/>
-                <w:b w:val="0"/>
-                <w:sz w:val="19"/>
-              </w:rPr>
-              <w:t>管理员功能无需新变量；AI 的 Flask 地址按现场填写</w:t>
-            </w:r>
-          </w:p>
-        </w:tc>
-      </w:tr>
-      <w:tr>
-        <w:tc>
-          <w:tcPr>
-            <w:tcW w:type="dxa" w:w="3331"/>
-            <w:vAlign w:val="center"/>
-          </w:tcPr>
-          <w:p>
-            <w:r>
-              <w:rPr>
-                <w:rFonts w:ascii="Microsoft YaHei" w:hAnsi="Microsoft YaHei" w:eastAsia="Microsoft YaHei"/>
-                <w:b w:val="0"/>
-                <w:sz w:val="19"/>
-              </w:rPr>
-              <w:t>Supabase Edge Function</w:t>
-            </w:r>
-          </w:p>
-        </w:tc>
-        <w:tc>
-          <w:tcPr>
-            <w:tcW w:type="dxa" w:w="3331"/>
-            <w:vAlign w:val="center"/>
-          </w:tcPr>
-          <w:p>
-            <w:r>
-              <w:rPr>
-                <w:rFonts w:ascii="Microsoft YaHei" w:hAnsi="Microsoft YaHei" w:eastAsia="Microsoft YaHei"/>
-                <w:b w:val="0"/>
-                <w:sz w:val="19"/>
-              </w:rPr>
-              <w:t>管理员创建用户和重置密码</w:t>
-            </w:r>
-          </w:p>
-        </w:tc>
-        <w:tc>
-          <w:tcPr>
-            <w:tcW w:type="dxa" w:w="3331"/>
-            <w:vAlign w:val="center"/>
-          </w:tcPr>
-          <w:p>
-            <w:r>
-              <w:rPr>
-                <w:rFonts w:ascii="Microsoft YaHei" w:hAnsi="Microsoft YaHei" w:eastAsia="Microsoft YaHei"/>
-                <w:b w:val="0"/>
-                <w:sz w:val="19"/>
-              </w:rPr>
-              <w:t>托管环境自动提供内置变量；只新增 ADMIN_ALLOWED_ORIGINS</w:t>
-            </w:r>
-          </w:p>
-        </w:tc>
-      </w:tr>
-      <w:tr>
-        <w:tc>
-          <w:tcPr>
-            <w:tcW w:type="dxa" w:w="3331"/>
-            <w:vAlign w:val="center"/>
-          </w:tcPr>
-          <w:p>
-            <w:r>
-              <w:rPr>
-                <w:rFonts w:ascii="Microsoft YaHei" w:hAnsi="Microsoft YaHei" w:eastAsia="Microsoft YaHei"/>
-                <w:b w:val="0"/>
-                <w:sz w:val="19"/>
-              </w:rPr>
-              <w:t>/etc/ai-xing/mcp.env</w:t>
-            </w:r>
-          </w:p>
-        </w:tc>
-        <w:tc>
-          <w:tcPr>
-            <w:tcW w:type="dxa" w:w="3331"/>
-            <w:vAlign w:val="center"/>
-          </w:tcPr>
-          <w:p>
-            <w:r>
-              <w:rPr>
-                <w:rFonts w:ascii="Microsoft YaHei" w:hAnsi="Microsoft YaHei" w:eastAsia="Microsoft YaHei"/>
-                <w:b w:val="0"/>
-                <w:sz w:val="19"/>
-              </w:rPr>
-              <w:t>MCP 运行时读取</w:t>
-            </w:r>
-          </w:p>
-        </w:tc>
-        <w:tc>
-          <w:tcPr>
-            <w:tcW w:type="dxa" w:w="3331"/>
-            <w:vAlign w:val="center"/>
-          </w:tcPr>
-          <w:p>
-            <w:r>
-              <w:rPr>
-                <w:rFonts w:ascii="Microsoft YaHei" w:hAnsi="Microsoft YaHei" w:eastAsia="Microsoft YaHei"/>
-                <w:b w:val="0"/>
-                <w:sz w:val="19"/>
-              </w:rPr>
-              <w:t>只放 Supabase 公共 key 和监听/HTTPS 参数；权限 600</w:t>
-            </w:r>
-          </w:p>
-        </w:tc>
-      </w:tr>
-      <w:tr>
-        <w:tc>
-          <w:tcPr>
-            <w:tcW w:type="dxa" w:w="3331"/>
-            <w:vAlign w:val="center"/>
-          </w:tcPr>
-          <w:p>
-            <w:r>
-              <w:rPr>
-                <w:rFonts w:ascii="Microsoft YaHei" w:hAnsi="Microsoft YaHei" w:eastAsia="Microsoft YaHei"/>
-                <w:b w:val="0"/>
-                <w:sz w:val="19"/>
-              </w:rPr>
-              <w:t>Flask 私有环境文件（已有则沿用）</w:t>
-            </w:r>
-          </w:p>
-        </w:tc>
-        <w:tc>
-          <w:tcPr>
-            <w:tcW w:type="dxa" w:w="3331"/>
-            <w:vAlign w:val="center"/>
-          </w:tcPr>
-          <w:p>
-            <w:r>
-              <w:rPr>
-                <w:rFonts w:ascii="Microsoft YaHei" w:hAnsi="Microsoft YaHei" w:eastAsia="Microsoft YaHei"/>
-                <w:b w:val="0"/>
-                <w:sz w:val="19"/>
-              </w:rPr>
-              <w:t>仅供 AI 后端读取</w:t>
-            </w:r>
-          </w:p>
-        </w:tc>
-        <w:tc>
-          <w:tcPr>
-            <w:tcW w:type="dxa" w:w="3331"/>
-            <w:vAlign w:val="center"/>
-          </w:tcPr>
-          <w:p>
-            <w:r>
-              <w:rPr>
-                <w:rFonts w:ascii="Microsoft YaHei" w:hAnsi="Microsoft YaHei" w:eastAsia="Microsoft YaHei"/>
-                <w:b w:val="0"/>
-                <w:sz w:val="19"/>
-              </w:rPr>
-              <w:t>不要复制到前端 .env 或 MCP 环境</w:t>
-            </w:r>
-          </w:p>
-        </w:tc>
-      </w:tr>
-    </w:tbl>
-    <w:p>
-      <w:pPr>
-        <w:spacing w:before="80" w:after="160" w:line="240" w:lineRule="auto"/>
-        <w:ind w:left="259" w:right="259"/>
-        <w:shd w:fill="F3F5F7"/>
-        <w:pBdr>
-          <w:top w:val="single" w:sz="4" w:space="4" w:color="D9DEE5"/>
-          <w:left w:val="single" w:sz="4" w:space="4" w:color="D9DEE5"/>
-          <w:bottom w:val="single" w:sz="4" w:space="4" w:color="D9DEE5"/>
-          <w:right w:val="single" w:sz="4" w:space="4" w:color="D9DEE5"/>
-        </w:pBdr>
-      </w:pPr>
-      <w:r>
-        <w:rPr>
-          <w:rFonts w:ascii="Consolas" w:hAnsi="Consolas" w:eastAsia="Consolas"/>
-          <w:b w:val="0"/>
-          <w:color w:val="232A32"/>
-          <w:sz w:val="18"/>
-        </w:rPr>
-        <w:t>sudoedit /www/wwwroot/ai-xing/.env</w:t>
+        <w:t>四、启动 MCP 和自启动</w:t>
       </w:r>
     </w:p>
     <w:p>
       <w:pPr>
-        <w:spacing w:before="80" w:after="160" w:line="240" w:lineRule="auto"/>
-        <w:ind w:left="259" w:right="259"/>
-        <w:shd w:fill="F3F5F7"/>
-        <w:pBdr>
-          <w:top w:val="single" w:sz="4" w:space="4" w:color="D9DEE5"/>
-          <w:left w:val="single" w:sz="4" w:space="4" w:color="D9DEE5"/>
-          <w:bottom w:val="single" w:sz="4" w:space="4" w:color="D9DEE5"/>
-          <w:right w:val="single" w:sz="4" w:space="4" w:color="D9DEE5"/>
-        </w:pBdr>
+        <w:pStyle w:val="CodeBlock"/>
+        <w:shd w:fill="F3F4F6"/>
       </w:pPr>
       <w:r>
-        <w:rPr>
-          <w:rFonts w:ascii="Consolas" w:hAnsi="Consolas" w:eastAsia="Consolas"/>
-          <w:b w:val="0"/>
-          <w:color w:val="232A32"/>
-          <w:sz w:val="18"/>
-        </w:rPr>
-        <w:t>VITE_SUPABASE_URL=https://&lt;正式Supabase项目&gt;.supabase.co</w:t>
+        <w:t>kubectl apply -f deploy/k8s/mcp.yaml</w:t>
         <w:br/>
-        <w:t>VITE_SUPABASE_PUBLISHABLE_KEY=&lt;正式Publishable或Anon Key&gt;</w:t>
+        <w:t>kubectl apply -f deploy/k8s/mcp-service.yaml</w:t>
         <w:br/>
-        <w:t># 以下两项只控制 AI，不控制创建用户或重置密码</w:t>
+        <w:t>kubectl apply -f deploy/k8s/mcp-ingress.yaml</w:t>
         <w:br/>
-        <w:t>VITE_BACKEND_TARGET=flask</w:t>
         <w:br/>
-        <w:t>VITE_BACKEND_API_BASE_URL=https://&lt;正式Flask公开地址&gt;</w:t>
+        <w:t>kubectl -n &lt;namespace&gt; rollout status   deployment/ai-xing-mcp --timeout=180s</w:t>
       </w:r>
     </w:p>
     <w:p>
       <w:pPr>
         <w:pStyle w:val="ListBullet"/>
-        <w:spacing w:after="60"/>
       </w:pPr>
       <w:r>
-        <w:rPr>
-          <w:rFonts w:ascii="Microsoft YaHei" w:hAnsi="Microsoft YaHei" w:eastAsia="Microsoft YaHei"/>
-          <w:b w:val="0"/>
-          <w:sz w:val="21"/>
-        </w:rPr>
-        <w:t>没有新增管理员专用前端变量；管理员功能只使用上面的 Supabase 公共配置。</w:t>
-      </w:r>
-    </w:p>
-    <w:p>
-      <w:pPr>
-        <w:pStyle w:val="ListBullet"/>
-        <w:spacing w:after="60"/>
-      </w:pPr>
-      <w:r>
-        <w:rPr>
-          <w:rFonts w:ascii="Microsoft YaHei" w:hAnsi="Microsoft YaHei" w:eastAsia="Microsoft YaHei"/>
-          <w:b w:val="0"/>
-          <w:sz w:val="21"/>
-        </w:rPr>
-        <w:t>VITE_BACKEND_API_BASE_URL 只供 AI 使用，按正式 Flask 真实公开地址填写，不要照抄本地 localhost，也不要重复写 /api。</w:t>
-      </w:r>
-    </w:p>
-    <w:p>
-      <w:pPr>
-        <w:pStyle w:val="ListBullet"/>
-        <w:spacing w:after="60"/>
-      </w:pPr>
-      <w:r>
-        <w:rPr>
-          <w:rFonts w:ascii="Microsoft YaHei" w:hAnsi="Microsoft YaHei" w:eastAsia="Microsoft YaHei"/>
-          <w:b w:val="0"/>
-          <w:sz w:val="21"/>
-        </w:rPr>
-        <w:t>不要把本地 .env 原样上传；不要加入 DATABASE_URL、MCP_MIGRATION_DATABASE_URL、数据库密码、Service Role Key、Secret Key 或 Access Token。</w:t>
-      </w:r>
-    </w:p>
-    <w:p>
-      <w:pPr>
-        <w:spacing w:before="80" w:after="160" w:line="240" w:lineRule="auto"/>
-        <w:ind w:left="259" w:right="259"/>
-        <w:shd w:fill="F3F5F7"/>
-        <w:pBdr>
-          <w:top w:val="single" w:sz="4" w:space="4" w:color="D9DEE5"/>
-          <w:left w:val="single" w:sz="4" w:space="4" w:color="D9DEE5"/>
-          <w:bottom w:val="single" w:sz="4" w:space="4" w:color="D9DEE5"/>
-          <w:right w:val="single" w:sz="4" w:space="4" w:color="D9DEE5"/>
-        </w:pBdr>
-      </w:pPr>
-      <w:r>
-        <w:rPr>
-          <w:rFonts w:ascii="Consolas" w:hAnsi="Consolas" w:eastAsia="Consolas"/>
-          <w:b w:val="0"/>
-          <w:color w:val="232A32"/>
-          <w:sz w:val="18"/>
-        </w:rPr>
-        <w:t>sudo chmod 600 /www/wwwroot/ai-xing/.env</w:t>
+        <w:t>Deployment rollout 成功即表示 MCP 已启动；Deployment 会自动重启失败容器并在节点故障时重新调度，不需要额外配置主机级自启动。</w:t>
       </w:r>
     </w:p>
     <w:p>
@@ -851,81 +269,45 @@
         <w:pStyle w:val="Heading1"/>
       </w:pPr>
       <w:r>
-        <w:t>五、安装依赖并构建前端</w:t>
+        <w:t>五、最小验证</w:t>
       </w:r>
     </w:p>
     <w:p>
       <w:pPr>
-        <w:spacing w:before="80" w:after="160" w:line="240" w:lineRule="auto"/>
-        <w:ind w:left="259" w:right="259"/>
-        <w:shd w:fill="F3F5F7"/>
-        <w:pBdr>
-          <w:top w:val="single" w:sz="4" w:space="4" w:color="D9DEE5"/>
-          <w:left w:val="single" w:sz="4" w:space="4" w:color="D9DEE5"/>
-          <w:bottom w:val="single" w:sz="4" w:space="4" w:color="D9DEE5"/>
-          <w:right w:val="single" w:sz="4" w:space="4" w:color="D9DEE5"/>
-        </w:pBdr>
+        <w:pStyle w:val="CodeBlock"/>
+        <w:shd w:fill="F3F4F6"/>
       </w:pPr>
       <w:r>
-        <w:rPr>
-          <w:rFonts w:ascii="Consolas" w:hAnsi="Consolas" w:eastAsia="Consolas"/>
-          <w:b w:val="0"/>
-          <w:color w:val="232A32"/>
-          <w:sz w:val="18"/>
-        </w:rPr>
-        <w:t>cd /www/wwwroot/ai-xing</w:t>
+        <w:t>kubectl -n &lt;namespace&gt; get deployment,pods,svc -o wide</w:t>
         <w:br/>
-        <w:t>npm ci</w:t>
+        <w:t>kubectl -n &lt;namespace&gt; port-forward svc/ai-xing-mcp 18080:8080</w:t>
+      </w:r>
+    </w:p>
+    <w:p>
+      <w:pPr/>
+      <w:r>
+        <w:t>另开一个终端执行：</w:t>
+      </w:r>
+    </w:p>
+    <w:p>
+      <w:pPr>
+        <w:pStyle w:val="CodeBlock"/>
+        <w:shd w:fill="F3F4F6"/>
+      </w:pPr>
+      <w:r>
+        <w:t>curl -fsS http://127.0.0.1:18080/health</w:t>
         <w:br/>
-        <w:t>npm run build:secure</w:t>
+        <w:t>curl -fsS http://127.0.0.1:18080/ready</w:t>
         <w:br/>
-        <w:t># 这里的 dev 指 devDependencies（开发依赖），不是 Git 的 dev 分支。</w:t>
-        <w:br/>
-        <w:t># 正式部署分支仍然是 main。</w:t>
-        <w:br/>
-        <w:t>npm --prefix mcp-server ci --omit=dev</w:t>
+        <w:t>curl -sS -o /dev/null -w 'MCP HTTP status: %{http_code}\n'   https://&lt;正式域名&gt;/mcp</w:t>
       </w:r>
     </w:p>
     <w:p>
       <w:pPr>
         <w:pStyle w:val="ListBullet"/>
-        <w:spacing w:after="60"/>
       </w:pPr>
       <w:r>
-        <w:rPr>
-          <w:rFonts w:ascii="Microsoft YaHei" w:hAnsi="Microsoft YaHei" w:eastAsia="Microsoft YaHei"/>
-          <w:b w:val="0"/>
-          <w:sz w:val="21"/>
-        </w:rPr>
-        <w:t>注意：npm 参数 --omit=dev 表示正式服不安装 devDependencies，与 Git 分支无关；正式部署分支仍是 main。</w:t>
-      </w:r>
-    </w:p>
-    <w:p>
-      <w:pPr>
-        <w:pStyle w:val="ListBullet"/>
-        <w:spacing w:after="60"/>
-      </w:pPr>
-      <w:r>
-        <w:rPr>
-          <w:rFonts w:ascii="Microsoft YaHei" w:hAnsi="Microsoft YaHei" w:eastAsia="Microsoft YaHei"/>
-          <w:b w:val="0"/>
-          <w:sz w:val="21"/>
-        </w:rPr>
-        <w:t>构建成功后，宝塔网站运行目录设置为 /www/wwwroot/ai-xing/dist。</w:t>
-      </w:r>
-    </w:p>
-    <w:p>
-      <w:pPr>
-        <w:pStyle w:val="ListBullet"/>
-        <w:spacing w:after="60"/>
-      </w:pPr>
-      <w:r>
-        <w:rPr>
-          <w:rFonts w:ascii="Microsoft YaHei" w:hAnsi="Microsoft YaHei" w:eastAsia="Microsoft YaHei"/>
-          <w:b w:val="0"/>
-          <w:sz w:val="21"/>
-        </w:rPr>
-        <w:t>本步骤不执行 npm run migrate，也不执行 backfill。</w:t>
+        <w:t>/health 和 /ready 应返回 HTTP 200，/ready 的 status 应为 ready。外部未带认证访问 /mcp 时返回 401 或协议层 400 均可接受，不应出现 404、502、503 或 426。</w:t>
       </w:r>
     </w:p>
     <w:p>
@@ -933,865 +315,54 @@
         <w:pStyle w:val="Heading1"/>
       </w:pPr>
       <w:r>
-        <w:t>六、创建 MCP 最小环境文件</w:t>
-      </w:r>
-    </w:p>
-    <w:p>
-      <w:pPr>
-        <w:spacing w:before="80" w:after="160" w:line="240" w:lineRule="auto"/>
-        <w:ind w:left="259" w:right="259"/>
-        <w:shd w:fill="F3F5F7"/>
-        <w:pBdr>
-          <w:top w:val="single" w:sz="4" w:space="4" w:color="D9DEE5"/>
-          <w:left w:val="single" w:sz="4" w:space="4" w:color="D9DEE5"/>
-          <w:bottom w:val="single" w:sz="4" w:space="4" w:color="D9DEE5"/>
-          <w:right w:val="single" w:sz="4" w:space="4" w:color="D9DEE5"/>
-        </w:pBdr>
-      </w:pPr>
-      <w:r>
-        <w:rPr>
-          <w:rFonts w:ascii="Consolas" w:hAnsi="Consolas" w:eastAsia="Consolas"/>
-          <w:b w:val="0"/>
-          <w:color w:val="232A32"/>
-          <w:sz w:val="18"/>
-        </w:rPr>
-        <w:t>sudo mkdir -p /etc/ai-xing</w:t>
-        <w:br/>
-        <w:t>sudoedit /etc/ai-xing/mcp.env</w:t>
-      </w:r>
-    </w:p>
-    <w:p>
-      <w:pPr>
-        <w:spacing w:before="80" w:after="160" w:line="240" w:lineRule="auto"/>
-        <w:ind w:left="259" w:right="259"/>
-        <w:shd w:fill="F3F5F7"/>
-        <w:pBdr>
-          <w:top w:val="single" w:sz="4" w:space="4" w:color="D9DEE5"/>
-          <w:left w:val="single" w:sz="4" w:space="4" w:color="D9DEE5"/>
-          <w:bottom w:val="single" w:sz="4" w:space="4" w:color="D9DEE5"/>
-          <w:right w:val="single" w:sz="4" w:space="4" w:color="D9DEE5"/>
-        </w:pBdr>
-      </w:pPr>
-      <w:r>
-        <w:rPr>
-          <w:rFonts w:ascii="Consolas" w:hAnsi="Consolas" w:eastAsia="Consolas"/>
-          <w:b w:val="0"/>
-          <w:color w:val="232A32"/>
-          <w:sz w:val="18"/>
-        </w:rPr>
-        <w:t>SUPABASE_URL=https://&lt;正式Supabase项目&gt;.supabase.co</w:t>
-        <w:br/>
-        <w:t>SUPABASE_PUBLISHABLE_KEY=&lt;正式Publishable或Anon Key&gt;</w:t>
-        <w:br/>
-        <w:br/>
-        <w:t>NODE_ENV=production</w:t>
-        <w:br/>
-        <w:t>MCP_ALLOW_NON_LOOPBACK=false</w:t>
-        <w:br/>
-        <w:t>MCP_HOST=127.0.0.1</w:t>
-        <w:br/>
-        <w:t>MCP_PORT=8787</w:t>
-        <w:br/>
-        <w:t>MCP_ALLOWED_HOSTS=remix.btitib.com,127.0.0.1,localhost</w:t>
-        <w:br/>
-        <w:t>MCP_TRUSTED_PROXY_ADDRESSES=127.0.0.1,::1,::ffff:127.0.0.1</w:t>
-        <w:br/>
-        <w:t>MCP_REQUIRE_HTTPS=true</w:t>
-      </w:r>
-    </w:p>
-    <w:p>
-      <w:pPr>
-        <w:spacing w:before="80" w:after="160" w:line="240" w:lineRule="auto"/>
-        <w:ind w:left="259" w:right="259"/>
-        <w:shd w:fill="F3F5F7"/>
-        <w:pBdr>
-          <w:top w:val="single" w:sz="4" w:space="4" w:color="D9DEE5"/>
-          <w:left w:val="single" w:sz="4" w:space="4" w:color="D9DEE5"/>
-          <w:bottom w:val="single" w:sz="4" w:space="4" w:color="D9DEE5"/>
-          <w:right w:val="single" w:sz="4" w:space="4" w:color="D9DEE5"/>
-        </w:pBdr>
-      </w:pPr>
-      <w:r>
-        <w:rPr>
-          <w:rFonts w:ascii="Consolas" w:hAnsi="Consolas" w:eastAsia="Consolas"/>
-          <w:b w:val="0"/>
-          <w:color w:val="232A32"/>
-          <w:sz w:val="18"/>
-        </w:rPr>
-        <w:t>sudo chown root:root /etc/ai-xing/mcp.env</w:t>
-        <w:br/>
-        <w:t>sudo chmod 600 /etc/ai-xing/mcp.env</w:t>
-      </w:r>
-    </w:p>
-    <w:p>
-      <w:pPr>
-        <w:pStyle w:val="ListBullet"/>
-        <w:spacing w:after="60"/>
-      </w:pPr>
-      <w:r>
-        <w:rPr>
-          <w:rFonts w:ascii="Microsoft YaHei" w:hAnsi="Microsoft YaHei" w:eastAsia="Microsoft YaHei"/>
-          <w:b w:val="0"/>
-          <w:sz w:val="21"/>
-        </w:rPr>
-        <w:t>MCP 不需要数据库连接串；不要设置 MCP_MIGRATION_DATABASE_URL、MCP_BACKFILL_DATABASE_URL、DATABASE_URL 或任何高权限 Supabase 密钥。</w:t>
-      </w:r>
-    </w:p>
-    <w:p>
-      <w:pPr>
-        <w:pStyle w:val="Heading1"/>
-      </w:pPr>
-      <w:r>
-        <w:t>七、启动 MCP 并设置开机自启</w:t>
-      </w:r>
-    </w:p>
-    <w:p>
-      <w:r>
-        <w:t>以下命令都在正式服务器的 SSH/宝塔终端执行，分成 3 段依次复制粘贴。</w:t>
-      </w:r>
-    </w:p>
-    <w:p>
-      <w:r>
-        <w:rPr>
-          <w:rFonts w:ascii="Microsoft YaHei" w:hAnsi="Microsoft YaHei" w:eastAsia="Microsoft YaHei"/>
-          <w:b/>
-          <w:sz w:val="21"/>
-        </w:rPr>
-        <w:t>1. 创建 MCP 服务账号</w:t>
-      </w:r>
-    </w:p>
-    <w:p>
-      <w:pPr>
-        <w:spacing w:before="80" w:after="160" w:line="240" w:lineRule="auto"/>
-        <w:ind w:left="259" w:right="259"/>
-        <w:shd w:fill="F3F5F7"/>
-        <w:pBdr>
-          <w:top w:val="single" w:sz="4" w:space="4" w:color="D9DEE5"/>
-          <w:left w:val="single" w:sz="4" w:space="4" w:color="D9DEE5"/>
-          <w:bottom w:val="single" w:sz="4" w:space="4" w:color="D9DEE5"/>
-          <w:right w:val="single" w:sz="4" w:space="4" w:color="D9DEE5"/>
-        </w:pBdr>
-      </w:pPr>
-      <w:r>
-        <w:rPr>
-          <w:rFonts w:ascii="Consolas" w:hAnsi="Consolas" w:eastAsia="Consolas"/>
-          <w:b w:val="0"/>
-          <w:color w:val="232A32"/>
-          <w:sz w:val="18"/>
-        </w:rPr>
-        <w:t>getent group ai-xing &gt;/dev/null || sudo groupadd --system ai-xing</w:t>
-        <w:br/>
-        <w:t>id ai-xing &gt;/dev/null 2&gt;&amp;1 || sudo useradd --system --gid ai-xing --no-create-home --shell "$(command -v nologin)" ai-xing</w:t>
-      </w:r>
-    </w:p>
-    <w:p>
-      <w:r>
-        <w:rPr>
-          <w:rFonts w:ascii="Microsoft YaHei" w:hAnsi="Microsoft YaHei" w:eastAsia="Microsoft YaHei"/>
-          <w:b/>
-          <w:sz w:val="21"/>
-        </w:rPr>
-        <w:t>2. 安装服务配置并写入实际路径</w:t>
-      </w:r>
-    </w:p>
-    <w:p>
-      <w:pPr>
-        <w:spacing w:before="80" w:after="160" w:line="240" w:lineRule="auto"/>
-        <w:ind w:left="259" w:right="259"/>
-        <w:shd w:fill="F3F5F7"/>
-        <w:pBdr>
-          <w:top w:val="single" w:sz="4" w:space="4" w:color="D9DEE5"/>
-          <w:left w:val="single" w:sz="4" w:space="4" w:color="D9DEE5"/>
-          <w:bottom w:val="single" w:sz="4" w:space="4" w:color="D9DEE5"/>
-          <w:right w:val="single" w:sz="4" w:space="4" w:color="D9DEE5"/>
-        </w:pBdr>
-      </w:pPr>
-      <w:r>
-        <w:rPr>
-          <w:rFonts w:ascii="Consolas" w:hAnsi="Consolas" w:eastAsia="Consolas"/>
-          <w:b w:val="0"/>
-          <w:color w:val="232A32"/>
-          <w:sz w:val="18"/>
-        </w:rPr>
-        <w:t>sudo cp /www/wwwroot/ai-xing/deploy/systemd/ai-xing-mcp.service.example /etc/systemd/system/ai-xing-mcp.service</w:t>
-        <w:br/>
-        <w:t>NODE_BIN="$(readlink -f "$(command -v node)")"</w:t>
-        <w:br/>
-        <w:t>sudo sed -i 's|/opt/ai-xing|/www/wwwroot/ai-xing|g' /etc/systemd/system/ai-xing-mcp.service</w:t>
-        <w:br/>
-        <w:t>sudo sed -i "s|/usr/bin/node|$NODE_BIN|g" /etc/systemd/system/ai-xing-mcp.service</w:t>
-      </w:r>
-    </w:p>
-    <w:p>
-      <w:r>
-        <w:rPr>
-          <w:rFonts w:ascii="Microsoft YaHei" w:hAnsi="Microsoft YaHei" w:eastAsia="Microsoft YaHei"/>
-          <w:b/>
-          <w:sz w:val="21"/>
-        </w:rPr>
-        <w:t>3. 启动服务并设置开机自启</w:t>
-      </w:r>
-    </w:p>
-    <w:p>
-      <w:pPr>
-        <w:spacing w:before="80" w:after="160" w:line="240" w:lineRule="auto"/>
-        <w:ind w:left="259" w:right="259"/>
-        <w:shd w:fill="F3F5F7"/>
-        <w:pBdr>
-          <w:top w:val="single" w:sz="4" w:space="4" w:color="D9DEE5"/>
-          <w:left w:val="single" w:sz="4" w:space="4" w:color="D9DEE5"/>
-          <w:bottom w:val="single" w:sz="4" w:space="4" w:color="D9DEE5"/>
-          <w:right w:val="single" w:sz="4" w:space="4" w:color="D9DEE5"/>
-        </w:pBdr>
-      </w:pPr>
-      <w:r>
-        <w:rPr>
-          <w:rFonts w:ascii="Consolas" w:hAnsi="Consolas" w:eastAsia="Consolas"/>
-          <w:b w:val="0"/>
-          <w:color w:val="232A32"/>
-          <w:sz w:val="18"/>
-        </w:rPr>
-        <w:t>sudo systemctl daemon-reload</w:t>
-        <w:br/>
-        <w:t>sudo systemctl enable --now ai-xing-mcp</w:t>
-        <w:br/>
-        <w:t>sudo systemctl status ai-xing-mcp --no-pager</w:t>
-      </w:r>
-    </w:p>
-    <w:p>
-      <w:pPr>
-        <w:pStyle w:val="ListBullet"/>
-        <w:spacing w:after="60"/>
-      </w:pPr>
-      <w:r>
-        <w:rPr>
-          <w:rFonts w:ascii="Microsoft YaHei" w:hAnsi="Microsoft YaHei" w:eastAsia="Microsoft YaHei"/>
-          <w:b w:val="0"/>
-          <w:sz w:val="21"/>
-        </w:rPr>
-        <w:t>看到 active (running) 就表示启动成功，并且已经设置开机自启；如果不是该状态，先停止后续部署。</w:t>
-      </w:r>
-    </w:p>
-    <w:p>
-      <w:pPr>
-        <w:pStyle w:val="Heading1"/>
-      </w:pPr>
-      <w:r>
-        <w:t>八、配置 Nginx 的 /mcp</w:t>
-      </w:r>
-    </w:p>
-    <w:p>
-      <w:pPr>
-        <w:pStyle w:val="ListBullet"/>
-        <w:spacing w:after="60"/>
-      </w:pPr>
-      <w:r>
-        <w:rPr>
-          <w:rFonts w:ascii="Microsoft YaHei" w:hAnsi="Microsoft YaHei" w:eastAsia="Microsoft YaHei"/>
-          <w:b w:val="0"/>
-          <w:sz w:val="21"/>
-        </w:rPr>
-        <w:t>在 remix.btitib.com 的 HTTPS server 块中加入下面 location；已有同名 location 时更新，不要重复添加。</w:t>
-      </w:r>
-    </w:p>
-    <w:p>
-      <w:pPr>
-        <w:spacing w:before="80" w:after="160" w:line="240" w:lineRule="auto"/>
-        <w:ind w:left="259" w:right="259"/>
-        <w:shd w:fill="F3F5F7"/>
-        <w:pBdr>
-          <w:top w:val="single" w:sz="4" w:space="4" w:color="D9DEE5"/>
-          <w:left w:val="single" w:sz="4" w:space="4" w:color="D9DEE5"/>
-          <w:bottom w:val="single" w:sz="4" w:space="4" w:color="D9DEE5"/>
-          <w:right w:val="single" w:sz="4" w:space="4" w:color="D9DEE5"/>
-        </w:pBdr>
-      </w:pPr>
-      <w:r>
-        <w:rPr>
-          <w:rFonts w:ascii="Consolas" w:hAnsi="Consolas" w:eastAsia="Consolas"/>
-          <w:b w:val="0"/>
-          <w:color w:val="232A32"/>
-          <w:sz w:val="18"/>
-        </w:rPr>
-        <w:t>location = /mcp {</w:t>
-        <w:br/>
-        <w:t xml:space="preserve">    proxy_pass http://127.0.0.1:8787;</w:t>
-        <w:br/>
-        <w:t xml:space="preserve">    proxy_http_version 1.1;</w:t>
-        <w:br/>
-        <w:br/>
-        <w:t xml:space="preserve">    proxy_set_header Host $host;</w:t>
-        <w:br/>
-        <w:t xml:space="preserve">    proxy_set_header X-Real-IP $remote_addr;</w:t>
-        <w:br/>
-        <w:t xml:space="preserve">    proxy_set_header X-Forwarded-For $proxy_add_x_forwarded_for;</w:t>
-        <w:br/>
-        <w:t xml:space="preserve">    proxy_set_header X-Forwarded-Proto $scheme;</w:t>
-        <w:br/>
-        <w:t xml:space="preserve">    proxy_set_header Authorization $http_authorization;</w:t>
-        <w:br/>
-        <w:t xml:space="preserve">    proxy_set_header Mcp-Session-Id $http_mcp_session_id;</w:t>
-        <w:br/>
-        <w:t xml:space="preserve">    proxy_set_header Last-Event-ID $http_last_event_id;</w:t>
-        <w:br/>
-        <w:t xml:space="preserve">    proxy_set_header Connection "";</w:t>
-        <w:br/>
-        <w:br/>
-        <w:t xml:space="preserve">    proxy_pass_header Mcp-Session-Id;</w:t>
-        <w:br/>
-        <w:t xml:space="preserve">    proxy_buffering off;</w:t>
-        <w:br/>
-        <w:t xml:space="preserve">    proxy_cache off;</w:t>
-        <w:br/>
-        <w:t xml:space="preserve">    proxy_read_timeout 300s;</w:t>
-        <w:br/>
-        <w:t xml:space="preserve">    proxy_send_timeout 300s;</w:t>
-        <w:br/>
-        <w:t>}</w:t>
-      </w:r>
-    </w:p>
-    <w:p>
-      <w:pPr>
-        <w:spacing w:before="80" w:after="160" w:line="240" w:lineRule="auto"/>
-        <w:ind w:left="259" w:right="259"/>
-        <w:shd w:fill="F3F5F7"/>
-        <w:pBdr>
-          <w:top w:val="single" w:sz="4" w:space="4" w:color="D9DEE5"/>
-          <w:left w:val="single" w:sz="4" w:space="4" w:color="D9DEE5"/>
-          <w:bottom w:val="single" w:sz="4" w:space="4" w:color="D9DEE5"/>
-          <w:right w:val="single" w:sz="4" w:space="4" w:color="D9DEE5"/>
-        </w:pBdr>
-      </w:pPr>
-      <w:r>
-        <w:rPr>
-          <w:rFonts w:ascii="Consolas" w:hAnsi="Consolas" w:eastAsia="Consolas"/>
-          <w:b w:val="0"/>
-          <w:color w:val="232A32"/>
-          <w:sz w:val="18"/>
-        </w:rPr>
-        <w:t>sudo nginx -t</w:t>
-        <w:br/>
-        <w:t>sudo systemctl reload nginx</w:t>
-      </w:r>
-    </w:p>
-    <w:p>
-      <w:pPr>
-        <w:pStyle w:val="ListBullet"/>
-        <w:spacing w:after="60"/>
-      </w:pPr>
-      <w:r>
-        <w:rPr>
-          <w:rFonts w:ascii="Microsoft YaHei" w:hAnsi="Microsoft YaHei" w:eastAsia="Microsoft YaHei"/>
-          <w:b w:val="0"/>
-          <w:sz w:val="21"/>
-        </w:rPr>
-        <w:t>不要向公网开放 8787；公网只通过 https://remix.btitib.com/mcp 访问。</w:t>
-      </w:r>
-    </w:p>
-    <w:p>
-      <w:pPr>
-        <w:pStyle w:val="Heading1"/>
-      </w:pPr>
-      <w:r>
-        <w:t>九、部署后验证</w:t>
-      </w:r>
-    </w:p>
-    <w:p>
-      <w:pPr>
-        <w:spacing w:before="80" w:after="160" w:line="240" w:lineRule="auto"/>
-        <w:ind w:left="259" w:right="259"/>
-        <w:shd w:fill="F3F5F7"/>
-        <w:pBdr>
-          <w:top w:val="single" w:sz="4" w:space="4" w:color="D9DEE5"/>
-          <w:left w:val="single" w:sz="4" w:space="4" w:color="D9DEE5"/>
-          <w:bottom w:val="single" w:sz="4" w:space="4" w:color="D9DEE5"/>
-          <w:right w:val="single" w:sz="4" w:space="4" w:color="D9DEE5"/>
-        </w:pBdr>
-      </w:pPr>
-      <w:r>
-        <w:rPr>
-          <w:rFonts w:ascii="Consolas" w:hAnsi="Consolas" w:eastAsia="Consolas"/>
-          <w:b w:val="0"/>
-          <w:color w:val="232A32"/>
-          <w:sz w:val="18"/>
-        </w:rPr>
-        <w:t>sudo systemctl is-enabled ai-xing-mcp</w:t>
-        <w:br/>
-        <w:t>sudo systemctl is-active ai-xing-mcp</w:t>
-        <w:br/>
-        <w:t>curl -fsS http://127.0.0.1:8787/health</w:t>
-        <w:br/>
-        <w:t>curl -fsS http://127.0.0.1:8787/ready</w:t>
-        <w:br/>
-        <w:t>ss -ltn | grep ':8787'</w:t>
-        <w:br/>
-        <w:t>curl -sS -o /dev/null -w 'MCP HTTP status: %{http_code}\n' \</w:t>
-        <w:br/>
-        <w:t xml:space="preserve">  https://remix.btitib.com/mcp</w:t>
-      </w:r>
-    </w:p>
-    <w:p>
-      <w:pPr>
-        <w:pStyle w:val="ListBullet"/>
-        <w:spacing w:after="60"/>
-      </w:pPr>
-      <w:r>
-        <w:rPr>
-          <w:rFonts w:ascii="Microsoft YaHei" w:hAnsi="Microsoft YaHei" w:eastAsia="Microsoft YaHei"/>
-          <w:b w:val="0"/>
-          <w:sz w:val="21"/>
-        </w:rPr>
-        <w:t>systemd 应为 enabled/active，health 和 ready 应正常返回。</w:t>
-      </w:r>
-    </w:p>
-    <w:p>
-      <w:pPr>
-        <w:pStyle w:val="ListBullet"/>
-        <w:spacing w:after="60"/>
-      </w:pPr>
-      <w:r>
-        <w:rPr>
-          <w:rFonts w:ascii="Microsoft YaHei" w:hAnsi="Microsoft YaHei" w:eastAsia="Microsoft YaHei"/>
-          <w:b w:val="0"/>
-          <w:sz w:val="21"/>
-        </w:rPr>
-        <w:t>8787 应只监听 127.0.0.1；外部 MCP 请求未认证时返回 401/405 属于入口已到达服务，不应是 5xx。</w:t>
-      </w:r>
-    </w:p>
-    <w:p>
-      <w:pPr>
-        <w:pStyle w:val="ListBullet"/>
-        <w:spacing w:after="60"/>
-      </w:pPr>
-      <w:r>
-        <w:rPr>
-          <w:rFonts w:ascii="Microsoft YaHei" w:hAnsi="Microsoft YaHei" w:eastAsia="Microsoft YaHei"/>
-          <w:b w:val="0"/>
-          <w:sz w:val="21"/>
-        </w:rPr>
-        <w:t>如果 ready 失败，执行 sudo journalctl -u ai-xing-mcp -n 100 --no-pager，只查看脱敏日志。</w:t>
-      </w:r>
-    </w:p>
-    <w:p>
-      <w:pPr>
-        <w:pStyle w:val="Heading1"/>
-      </w:pPr>
-      <w:r>
-        <w:t>十、浏览器验收与完成判定</w:t>
+        <w:t>六、管理员验收</w:t>
       </w:r>
     </w:p>
     <w:p>
       <w:pPr>
         <w:pStyle w:val="ListNumber"/>
-        <w:spacing w:after="80"/>
       </w:pPr>
       <w:r>
-        <w:rPr>
-          <w:rFonts w:ascii="Microsoft YaHei" w:hAnsi="Microsoft YaHei" w:eastAsia="Microsoft YaHei"/>
-          <w:b w:val="0"/>
-          <w:sz w:val="21"/>
-        </w:rPr>
-        <w:t>使用批准的正式管理员账号创建一个验收用户，确认初始密码 888888 可登录。</w:t>
+        <w:t>用批准的管理员账号创建一个验收用户，确认初始密码 888888 可以登录。</w:t>
       </w:r>
     </w:p>
     <w:p>
       <w:pPr>
         <w:pStyle w:val="ListNumber"/>
-        <w:spacing w:after="80"/>
       </w:pPr>
       <w:r>
-        <w:rPr>
-          <w:rFonts w:ascii="Microsoft YaHei" w:hAnsi="Microsoft YaHei" w:eastAsia="Microsoft YaHei"/>
-          <w:b w:val="0"/>
-          <w:sz w:val="21"/>
-        </w:rPr>
         <w:t>重置一个批准的非当前管理员账号，确认新密码为 888888。</w:t>
       </w:r>
     </w:p>
     <w:p>
       <w:pPr>
         <w:pStyle w:val="ListNumber"/>
-        <w:spacing w:after="80"/>
       </w:pPr>
       <w:r>
-        <w:rPr>
-          <w:rFonts w:ascii="Microsoft YaHei" w:hAnsi="Microsoft YaHei" w:eastAsia="Microsoft YaHei"/>
-          <w:b w:val="0"/>
-          <w:sz w:val="21"/>
-        </w:rPr>
-        <w:t>浏览器 Network 中必须请求 /functions/v1/admin-user-manager，不得请求 /api/admin/users。</w:t>
-      </w:r>
-    </w:p>
-    <w:p>
-      <w:pPr>
-        <w:pStyle w:val="ListNumber"/>
-        <w:spacing w:after="80"/>
-      </w:pPr>
-      <w:r>
-        <w:rPr>
-          <w:rFonts w:ascii="Microsoft YaHei" w:hAnsi="Microsoft YaHei" w:eastAsia="Microsoft YaHei"/>
-          <w:b w:val="0"/>
-          <w:sz w:val="21"/>
-        </w:rPr>
-        <w:t>单独验证 AI 请求仍发往正式 Flask 地址。</w:t>
-      </w:r>
-    </w:p>
-    <w:tbl>
-      <w:tblPr>
-        <w:tblStyle w:val="TableGrid"/>
-        <w:tblW w:type="auto" w:w="0"/>
-        <w:jc w:val="center"/>
-        <w:tblLook w:firstColumn="1" w:firstRow="1" w:lastColumn="0" w:lastRow="0" w:noHBand="0" w:noVBand="1" w:val="04A0"/>
-      </w:tblPr>
-      <w:tblGrid>
-        <w:gridCol w:w="4997"/>
-        <w:gridCol w:w="4997"/>
-      </w:tblGrid>
-      <w:tr>
-        <w:trPr>
-          <w:tblHeader w:val="true"/>
-        </w:trPr>
-        <w:tc>
-          <w:tcPr>
-            <w:tcW w:type="dxa" w:w="4997"/>
-            <w:shd w:fill="DCE6F1"/>
-          </w:tcPr>
-          <w:p>
-            <w:pPr>
-              <w:jc w:val="center"/>
-            </w:pPr>
-            <w:r>
-              <w:rPr>
-                <w:rFonts w:ascii="Microsoft YaHei" w:hAnsi="Microsoft YaHei" w:eastAsia="Microsoft YaHei"/>
-                <w:b/>
-                <w:sz w:val="21"/>
-              </w:rPr>
-              <w:t>项目</w:t>
-            </w:r>
-          </w:p>
-        </w:tc>
-        <w:tc>
-          <w:tcPr>
-            <w:tcW w:type="dxa" w:w="4997"/>
-            <w:shd w:fill="DCE6F1"/>
-          </w:tcPr>
-          <w:p>
-            <w:pPr>
-              <w:jc w:val="center"/>
-            </w:pPr>
-            <w:r>
-              <w:rPr>
-                <w:rFonts w:ascii="Microsoft YaHei" w:hAnsi="Microsoft YaHei" w:eastAsia="Microsoft YaHei"/>
-                <w:b/>
-                <w:sz w:val="21"/>
-              </w:rPr>
-              <w:t>必须结果</w:t>
-            </w:r>
-          </w:p>
-        </w:tc>
-      </w:tr>
-      <w:tr>
-        <w:tc>
-          <w:tcPr>
-            <w:tcW w:type="dxa" w:w="4997"/>
-          </w:tcPr>
-          <w:p>
-            <w:r>
-              <w:rPr>
-                <w:rFonts w:ascii="Microsoft YaHei" w:hAnsi="Microsoft YaHei" w:eastAsia="Microsoft YaHei"/>
-                <w:b/>
-                <w:sz w:val="19"/>
-              </w:rPr>
-              <w:t>Edge Function</w:t>
-            </w:r>
-          </w:p>
-        </w:tc>
-        <w:tc>
-          <w:tcPr>
-            <w:tcW w:type="dxa" w:w="4997"/>
-          </w:tcPr>
-          <w:p>
-            <w:r>
-              <w:rPr>
-                <w:rFonts w:ascii="Microsoft YaHei" w:hAnsi="Microsoft YaHei" w:eastAsia="Microsoft YaHei"/>
-                <w:b w:val="0"/>
-                <w:sz w:val="19"/>
-              </w:rPr>
-              <w:t>admin-user-manager 已部署，无 JWT 请求返回 401</w:t>
-            </w:r>
-          </w:p>
-        </w:tc>
-      </w:tr>
-      <w:tr>
-        <w:tc>
-          <w:tcPr>
-            <w:tcW w:type="dxa" w:w="4997"/>
-          </w:tcPr>
-          <w:p>
-            <w:r>
-              <w:rPr>
-                <w:rFonts w:ascii="Microsoft YaHei" w:hAnsi="Microsoft YaHei" w:eastAsia="Microsoft YaHei"/>
-                <w:b/>
-                <w:sz w:val="19"/>
-              </w:rPr>
-              <w:t>代码</w:t>
-            </w:r>
-          </w:p>
-        </w:tc>
-        <w:tc>
-          <w:tcPr>
-            <w:tcW w:type="dxa" w:w="4997"/>
-          </w:tcPr>
-          <w:p>
-            <w:r>
-              <w:rPr>
-                <w:rFonts w:ascii="Microsoft YaHei" w:hAnsi="Microsoft YaHei" w:eastAsia="Microsoft YaHei"/>
-                <w:b w:val="0"/>
-                <w:sz w:val="19"/>
-              </w:rPr>
-              <w:t>当前分支为 main，HEAD 与 origin/main 一致，工作区无未提交修改</w:t>
-            </w:r>
-          </w:p>
-        </w:tc>
-      </w:tr>
-      <w:tr>
-        <w:tc>
-          <w:tcPr>
-            <w:tcW w:type="dxa" w:w="4997"/>
-          </w:tcPr>
-          <w:p>
-            <w:r>
-              <w:rPr>
-                <w:rFonts w:ascii="Microsoft YaHei" w:hAnsi="Microsoft YaHei" w:eastAsia="Microsoft YaHei"/>
-                <w:b/>
-                <w:sz w:val="19"/>
-              </w:rPr>
-              <w:t>前端</w:t>
-            </w:r>
-          </w:p>
-        </w:tc>
-        <w:tc>
-          <w:tcPr>
-            <w:tcW w:type="dxa" w:w="4997"/>
-          </w:tcPr>
-          <w:p>
-            <w:r>
-              <w:rPr>
-                <w:rFonts w:ascii="Microsoft YaHei" w:hAnsi="Microsoft YaHei" w:eastAsia="Microsoft YaHei"/>
-                <w:b w:val="0"/>
-                <w:sz w:val="19"/>
-              </w:rPr>
-              <w:t>dist 构建成功，宝塔运行目录指向 dist</w:t>
-            </w:r>
-          </w:p>
-        </w:tc>
-      </w:tr>
-      <w:tr>
-        <w:tc>
-          <w:tcPr>
-            <w:tcW w:type="dxa" w:w="4997"/>
-          </w:tcPr>
-          <w:p>
-            <w:r>
-              <w:rPr>
-                <w:rFonts w:ascii="Microsoft YaHei" w:hAnsi="Microsoft YaHei" w:eastAsia="Microsoft YaHei"/>
-                <w:b/>
-                <w:sz w:val="19"/>
-              </w:rPr>
-              <w:t>MCP 环境</w:t>
-            </w:r>
-          </w:p>
-        </w:tc>
-        <w:tc>
-          <w:tcPr>
-            <w:tcW w:type="dxa" w:w="4997"/>
-          </w:tcPr>
-          <w:p>
-            <w:r>
-              <w:rPr>
-                <w:rFonts w:ascii="Microsoft YaHei" w:hAnsi="Microsoft YaHei" w:eastAsia="Microsoft YaHei"/>
-                <w:b w:val="0"/>
-                <w:sz w:val="19"/>
-              </w:rPr>
-              <w:t>mcp.env 存在、权限 600、只含公共 Supabase 配置</w:t>
-            </w:r>
-          </w:p>
-        </w:tc>
-      </w:tr>
-      <w:tr>
-        <w:tc>
-          <w:tcPr>
-            <w:tcW w:type="dxa" w:w="4997"/>
-          </w:tcPr>
-          <w:p>
-            <w:r>
-              <w:rPr>
-                <w:rFonts w:ascii="Microsoft YaHei" w:hAnsi="Microsoft YaHei" w:eastAsia="Microsoft YaHei"/>
-                <w:b/>
-                <w:sz w:val="19"/>
-              </w:rPr>
-              <w:t>MCP 服务</w:t>
-            </w:r>
-          </w:p>
-        </w:tc>
-        <w:tc>
-          <w:tcPr>
-            <w:tcW w:type="dxa" w:w="4997"/>
-          </w:tcPr>
-          <w:p>
-            <w:r>
-              <w:rPr>
-                <w:rFonts w:ascii="Microsoft YaHei" w:hAnsi="Microsoft YaHei" w:eastAsia="Microsoft YaHei"/>
-                <w:b w:val="0"/>
-                <w:sz w:val="19"/>
-              </w:rPr>
-              <w:t>ai-xing-mcp 为 enabled 且 active</w:t>
-            </w:r>
-          </w:p>
-        </w:tc>
-      </w:tr>
-      <w:tr>
-        <w:tc>
-          <w:tcPr>
-            <w:tcW w:type="dxa" w:w="4997"/>
-          </w:tcPr>
-          <w:p>
-            <w:r>
-              <w:rPr>
-                <w:rFonts w:ascii="Microsoft YaHei" w:hAnsi="Microsoft YaHei" w:eastAsia="Microsoft YaHei"/>
-                <w:b/>
-                <w:sz w:val="19"/>
-              </w:rPr>
-              <w:t>网络</w:t>
-            </w:r>
-          </w:p>
-        </w:tc>
-        <w:tc>
-          <w:tcPr>
-            <w:tcW w:type="dxa" w:w="4997"/>
-          </w:tcPr>
-          <w:p>
-            <w:r>
-              <w:rPr>
-                <w:rFonts w:ascii="Microsoft YaHei" w:hAnsi="Microsoft YaHei" w:eastAsia="Microsoft YaHei"/>
-                <w:b w:val="0"/>
-                <w:sz w:val="19"/>
-              </w:rPr>
-              <w:t>8787 仅 loopback，Nginx HTTPS /mcp 可达</w:t>
-            </w:r>
-          </w:p>
-        </w:tc>
-      </w:tr>
-      <w:tr>
-        <w:tc>
-          <w:tcPr>
-            <w:tcW w:type="dxa" w:w="4997"/>
-          </w:tcPr>
-          <w:p>
-            <w:r>
-              <w:rPr>
-                <w:rFonts w:ascii="Microsoft YaHei" w:hAnsi="Microsoft YaHei" w:eastAsia="Microsoft YaHei"/>
-                <w:b/>
-                <w:sz w:val="19"/>
-              </w:rPr>
-              <w:t>数据库</w:t>
-            </w:r>
-          </w:p>
-        </w:tc>
-        <w:tc>
-          <w:tcPr>
-            <w:tcW w:type="dxa" w:w="4997"/>
-          </w:tcPr>
-          <w:p>
-            <w:r>
-              <w:rPr>
-                <w:rFonts w:ascii="Microsoft YaHei" w:hAnsi="Microsoft YaHei" w:eastAsia="Microsoft YaHei"/>
-                <w:b w:val="0"/>
-                <w:sz w:val="19"/>
-              </w:rPr>
-              <w:t>不在本次步骤重复迁移、回填或修改历史复盘</w:t>
-            </w:r>
-          </w:p>
-        </w:tc>
-      </w:tr>
-    </w:tbl>
-    <w:p>
-      <w:pPr>
-        <w:pStyle w:val="Heading1"/>
-      </w:pPr>
-      <w:r>
-        <w:t>十一、不要执行</w:t>
+        <w:t>浏览器 Network 中两次操作都必须请求 /functions/v1/admin-user-manager，不得请求 /api/admin/users。</w:t>
       </w:r>
     </w:p>
     <w:p>
       <w:pPr>
         <w:pStyle w:val="ListBullet"/>
-        <w:spacing w:after="60"/>
       </w:pPr>
       <w:r>
-        <w:rPr>
-          <w:rFonts w:ascii="Microsoft YaHei" w:hAnsi="Microsoft YaHei" w:eastAsia="Microsoft YaHei"/>
-          <w:b w:val="0"/>
-          <w:sz w:val="21"/>
-        </w:rPr>
-        <w:t>不要执行 npm run migrate、--include-indexes 或 backfill。</w:t>
+        <w:t>任一步失败就停止，不修改数据库。镜像异常可回滚：</w:t>
       </w:r>
     </w:p>
     <w:p>
       <w:pPr>
-        <w:pStyle w:val="ListBullet"/>
-        <w:spacing w:after="60"/>
+        <w:pStyle w:val="CodeBlock"/>
+        <w:shd w:fill="F3F4F6"/>
       </w:pPr>
       <w:r>
-        <w:rPr>
-          <w:rFonts w:ascii="Microsoft YaHei" w:hAnsi="Microsoft YaHei" w:eastAsia="Microsoft YaHei"/>
-          <w:b w:val="0"/>
-          <w:sz w:val="21"/>
-        </w:rPr>
-        <w:t>不要把数据库连接串、数据库密码、Service Role Key 或 Secret Key 写进前端 .env 或 MCP env。</w:t>
+        <w:t>kubectl -n &lt;namespace&gt; rollout undo deployment/ai-xing-mcp</w:t>
       </w:r>
     </w:p>
     <w:p>
-      <w:pPr>
-        <w:pStyle w:val="ListBullet"/>
-        <w:spacing w:after="60"/>
-      </w:pPr>
+      <w:pPr/>
       <w:r>
-        <w:rPr>
-          <w:rFonts w:ascii="Microsoft YaHei" w:hAnsi="Microsoft YaHei" w:eastAsia="Microsoft YaHei"/>
-          <w:b w:val="0"/>
-          <w:sz w:val="21"/>
-        </w:rPr>
-        <w:t>不要使用 git reset --hard 覆盖正式服现有文件。</w:t>
-      </w:r>
-    </w:p>
-    <w:p>
-      <w:pPr>
-        <w:pStyle w:val="ListBullet"/>
-        <w:spacing w:after="60"/>
-      </w:pPr>
-      <w:r>
-        <w:rPr>
-          <w:rFonts w:ascii="Microsoft YaHei" w:hAnsi="Microsoft YaHei" w:eastAsia="Microsoft YaHei"/>
-          <w:b w:val="0"/>
-          <w:sz w:val="21"/>
-        </w:rPr>
-        <w:t>不要运行会写入正式数据的 live smoke。</w:t>
-      </w:r>
-    </w:p>
-    <w:p/>
-    <w:p>
-      <w:pPr>
-        <w:jc w:val="center"/>
-      </w:pPr>
-      <w:r>
-        <w:rPr>
-          <w:rFonts w:ascii="Microsoft YaHei" w:hAnsi="Microsoft YaHei" w:eastAsia="Microsoft YaHei"/>
-          <w:b/>
-          <w:color w:val="A40000"/>
-          <w:sz w:val="21"/>
-        </w:rPr>
-        <w:t>部署过程中任一步失败就停止，不要跳过错误继续重启服务。</w:t>
+        <w:t>禁止执行：npm run migrate、backfill、数据库备份恢复、--include-indexes、从 dev 发布、把高权限密钥放入前端或 MCP 运行环境。</w:t>
       </w:r>
     </w:p>
     <w:sectPr>
@@ -2189,7 +760,7 @@
     <w:qFormat/>
     <w:rsid w:val="00FC693F"/>
     <w:pPr>
-      <w:spacing w:line="283" w:lineRule="auto" w:after="100"/>
+      <w:spacing w:line="276" w:lineRule="auto" w:after="100"/>
     </w:pPr>
     <w:rPr>
       <w:rFonts w:ascii="Microsoft YaHei" w:hAnsi="Microsoft YaHei" w:eastAsia="Microsoft YaHei"/>
@@ -2259,7 +830,7 @@
       <w:b/>
       <w:bCs/>
       <w:color w:val="1F4E79"/>
-      <w:sz w:val="30"/>
+      <w:sz w:val="28"/>
       <w:szCs w:val="28"/>
     </w:rPr>
   </w:style>
@@ -2283,7 +854,7 @@
       <w:b/>
       <w:bCs/>
       <w:color w:val="2F5496"/>
-      <w:sz w:val="25"/>
+      <w:sz w:val="23"/>
       <w:szCs w:val="26"/>
     </w:rPr>
   </w:style>
@@ -2545,11 +1116,12 @@
       <w:contextualSpacing/>
     </w:pPr>
     <w:rPr>
-      <w:rFonts w:asciiTheme="majorHAnsi" w:eastAsiaTheme="majorEastAsia" w:hAnsiTheme="majorHAnsi" w:cstheme="majorBidi"/>
-      <w:color w:val="17365D" w:themeColor="text2" w:themeShade="BF"/>
+      <w:rFonts w:asciiTheme="majorHAnsi" w:eastAsiaTheme="majorEastAsia" w:hAnsiTheme="majorHAnsi" w:cstheme="majorBidi" w:ascii="Microsoft YaHei" w:hAnsi="Microsoft YaHei" w:eastAsia="Microsoft YaHei"/>
+      <w:b/>
+      <w:color w:val="17365D"/>
       <w:spacing w:val="5"/>
       <w:kern w:val="28"/>
-      <w:sz w:val="52"/>
+      <w:sz w:val="40"/>
       <w:szCs w:val="52"/>
     </w:rPr>
   </w:style>
@@ -2725,6 +1297,10 @@
       </w:numPr>
       <w:contextualSpacing/>
     </w:pPr>
+    <w:rPr>
+      <w:rFonts w:ascii="Microsoft YaHei" w:hAnsi="Microsoft YaHei" w:eastAsia="Microsoft YaHei"/>
+      <w:sz w:val="21"/>
+    </w:rPr>
   </w:style>
   <w:style w:type="paragraph" w:styleId="ListBullet2">
     <w:name w:val="List Bullet 2"/>
@@ -2764,6 +1340,10 @@
       </w:numPr>
       <w:contextualSpacing/>
     </w:pPr>
+    <w:rPr>
+      <w:rFonts w:ascii="Microsoft YaHei" w:hAnsi="Microsoft YaHei" w:eastAsia="Microsoft YaHei"/>
+      <w:sz w:val="21"/>
+    </w:rPr>
   </w:style>
   <w:style w:type="paragraph" w:styleId="ListNumber2">
     <w:name w:val="List Number 2"/>
@@ -13878,6 +12458,17 @@
         <w:shd w:val="clear" w:color="auto" w:fill="FBCAA2" w:themeFill="accent6" w:themeFillTint="7F"/>
       </w:tcPr>
     </w:tblStylePr>
+  </w:style>
+  <w:style w:type="paragraph" w:customStyle="1" w:styleId="CodeBlock">
+    <w:name w:val="CodeBlock"/>
+    <w:pPr>
+      <w:spacing w:before="40" w:after="80" w:line="240" w:lineRule="auto"/>
+      <w:ind w:left="259" w:right="72"/>
+    </w:pPr>
+    <w:rPr>
+      <w:rFonts w:ascii="Consolas" w:hAnsi="Consolas" w:eastAsia="Consolas"/>
+      <w:sz w:val="18"/>
+    </w:rPr>
   </w:style>
 </w:styles>
 </file>
